--- a/outputs/kiran_final.docx
+++ b/outputs/kiran_final.docx
@@ -83,6 +83,7 @@
         <w:gridCol w:w="4252"/>
       </w:tblGrid>
       <w:tr>
+        <w:trPr/>
         <w:tc>
           <w:tcPr>
             <w:tcW w:w="3828" w:type="dxa"/>
@@ -145,6 +146,7 @@
         </w:tc>
       </w:tr>
       <w:tr>
+        <w:trPr/>
         <w:tc>
           <w:tcPr>
             <w:tcW w:w="3828" w:type="dxa"/>
@@ -203,6 +205,7 @@
         </w:tc>
       </w:tr>
       <w:tr>
+        <w:trPr/>
         <w:tc>
           <w:tcPr>
             <w:tcW w:w="3828" w:type="dxa"/>
@@ -261,6 +264,7 @@
         </w:tc>
       </w:tr>
       <w:tr>
+        <w:trPr/>
         <w:tc>
           <w:tcPr>
             <w:tcW w:w="3828" w:type="dxa"/>
@@ -315,6 +319,7 @@
         </w:tc>
       </w:tr>
       <w:tr>
+        <w:trPr/>
         <w:tc>
           <w:tcPr>
             <w:tcW w:w="3828" w:type="dxa"/>
@@ -373,6 +378,7 @@
         </w:tc>
       </w:tr>
       <w:tr>
+        <w:trPr/>
         <w:tc>
           <w:tcPr>
             <w:tcW w:w="3828" w:type="dxa"/>
@@ -450,6 +456,7 @@
         </w:tc>
       </w:tr>
       <w:tr>
+        <w:trPr/>
         <w:tc>
           <w:tcPr>
             <w:tcW w:w="3828" w:type="dxa"/>
@@ -501,7 +508,7 @@
               </w:rPr>
               <w:t xml:space="preserve">Bachelor of Engineering in Electronics  Communication, Electronics  Communication, Kuvempu University - Government, 1999 to 2003</w:t>
               <w:br/>
-              <w:t xml:space="preserve">PGD in MBA IBM, International Business Management, 2012 to 2013</w:t>
+              <w:t xml:space="preserve">PGD in MBA, International Business Management, IBM, 2012 to 2013</w:t>
             </w:r>
           </w:p>
         </w:tc>
@@ -525,9 +532,7 @@
         <w:gridCol w:w="2044"/>
       </w:tblGrid>
       <w:tr>
-        <w:trPr>
-          <w:trHeight w:val="2220"/>
-        </w:trPr>
+        <w:trPr/>
         <w:tc>
           <w:tcPr>
             <w:tcW w:w="2044" w:type="dxa"/>
@@ -617,7 +622,6 @@
       </w:tblGrid>
       <w:tr>
         <w:trPr>
-          <w:trHeight w:val="161"/>
           <w:jc w:val="center"/>
         </w:trPr>
         <w:tc>
@@ -1318,7 +1322,7 @@
           <w:p>
             <w:pPr>
               <w:spacing w:before="60" w:after="60" w:line="240" w:lineRule="auto"/>
-              <w:jc w:val="center"/>
+              <w:jc w:val="both"/>
               <w:rPr>
                 <w:rFonts w:ascii="Aptos" w:hAnsi="Aptos"/>
                 <w:lang w:val="en-IN"/>
@@ -1353,6 +1357,7 @@
           <w:p>
             <w:pPr>
               <w:spacing w:before="60" w:after="60" w:line="240" w:lineRule="auto"/>
+              <w:jc w:val="both"/>
               <w:rPr>
                 <w:rFonts w:ascii="Aptos" w:hAnsi="Aptos"/>
                 <w:b/>
@@ -1381,6 +1386,7 @@
           <w:p>
             <w:pPr>
               <w:spacing w:before="60" w:after="60" w:line="240" w:lineRule="auto"/>
+              <w:jc w:val="both"/>
               <w:rPr>
                 <w:rFonts w:ascii="Aptos" w:hAnsi="Aptos"/>
                 <w:b/>
@@ -1393,6 +1399,7 @@
           <w:p>
             <w:pPr>
               <w:spacing w:before="60" w:after="60" w:line="240" w:lineRule="auto"/>
+              <w:jc w:val="both"/>
               <w:rPr>
                 <w:rFonts w:ascii="Aptos" w:hAnsi="Aptos"/>
                 <w:b/>
@@ -1442,6 +1449,7 @@
           <w:p>
             <w:pPr>
               <w:spacing w:before="60" w:after="60" w:line="240" w:lineRule="auto"/>
+              <w:jc w:val="both"/>
               <w:rPr>
                 <w:rFonts w:ascii="Aptos" w:hAnsi="Aptos"/>
                 <w:b/>
@@ -1456,6 +1464,7 @@
           <w:p>
             <w:pPr>
               <w:spacing w:before="60" w:after="60" w:line="240" w:lineRule="auto"/>
+              <w:jc w:val="both"/>
               <w:rPr>
                 <w:rFonts w:ascii="Aptos" w:hAnsi="Aptos"/>
                 <w:lang w:val="en-IN"/>
@@ -1481,15 +1490,17 @@
           <w:p>
             <w:pPr>
               <w:spacing w:before="60" w:after="60" w:line="240" w:lineRule="auto"/>
-              <w:rPr>
-                <w:rFonts w:ascii="Aptos" w:hAnsi="Aptos"/>
-                <w:lang w:val="en-IN"/>
-              </w:rPr>
-            </w:pPr>
-          </w:p>
-          <w:p>
-            <w:pPr>
-              <w:spacing w:before="60" w:after="60" w:line="240" w:lineRule="auto"/>
+              <w:jc w:val="both"/>
+              <w:rPr>
+                <w:rFonts w:ascii="Aptos" w:hAnsi="Aptos"/>
+                <w:lang w:val="en-IN"/>
+              </w:rPr>
+            </w:pPr>
+          </w:p>
+          <w:p>
+            <w:pPr>
+              <w:spacing w:before="60" w:after="60" w:line="240" w:lineRule="auto"/>
+              <w:jc w:val="both"/>
               <w:rPr>
                 <w:rFonts w:ascii="Aptos" w:hAnsi="Aptos"/>
                 <w:lang w:val="en-IN"/>
@@ -1522,15 +1533,17 @@
           <w:p>
             <w:pPr>
               <w:spacing w:before="60" w:after="60" w:line="240" w:lineRule="auto"/>
-              <w:rPr>
-                <w:rFonts w:ascii="Aptos" w:hAnsi="Aptos"/>
-                <w:lang w:val="en-IN"/>
-              </w:rPr>
-            </w:pPr>
-          </w:p>
-          <w:p>
-            <w:pPr>
-              <w:spacing w:before="60" w:after="60" w:line="240" w:lineRule="auto"/>
+              <w:jc w:val="both"/>
+              <w:rPr>
+                <w:rFonts w:ascii="Aptos" w:hAnsi="Aptos"/>
+                <w:lang w:val="en-IN"/>
+              </w:rPr>
+            </w:pPr>
+          </w:p>
+          <w:p>
+            <w:pPr>
+              <w:spacing w:before="60" w:after="60" w:line="240" w:lineRule="auto"/>
+              <w:jc w:val="both"/>
               <w:rPr>
                 <w:rFonts w:ascii="Aptos" w:hAnsi="Aptos"/>
                 <w:lang w:val="en-IN"/>
@@ -1556,15 +1569,17 @@
           <w:p>
             <w:pPr>
               <w:spacing w:before="60" w:after="60" w:line="240" w:lineRule="auto"/>
-              <w:rPr>
-                <w:rFonts w:ascii="Aptos" w:hAnsi="Aptos"/>
-                <w:lang w:val="en-IN"/>
-              </w:rPr>
-            </w:pPr>
-          </w:p>
-          <w:p>
-            <w:pPr>
-              <w:spacing w:before="60" w:after="60" w:line="240" w:lineRule="auto"/>
+              <w:jc w:val="both"/>
+              <w:rPr>
+                <w:rFonts w:ascii="Aptos" w:hAnsi="Aptos"/>
+                <w:lang w:val="en-IN"/>
+              </w:rPr>
+            </w:pPr>
+          </w:p>
+          <w:p>
+            <w:pPr>
+              <w:spacing w:before="60" w:after="60" w:line="240" w:lineRule="auto"/>
+              <w:jc w:val="both"/>
               <w:rPr>
                 <w:rFonts w:ascii="Aptos" w:hAnsi="Aptos"/>
                 <w:lang w:val="en-IN"/>
@@ -1599,6 +1614,7 @@
           <w:p>
             <w:pPr>
               <w:spacing w:before="60" w:after="60" w:line="240" w:lineRule="auto"/>
+              <w:jc w:val="both"/>
               <w:rPr>
                 <w:rFonts w:ascii="Aptos" w:hAnsi="Aptos"/>
                 <w:lang w:val="en-IN"/>
@@ -1615,6 +1631,7 @@
           <w:p>
             <w:pPr>
               <w:spacing w:before="60" w:after="60" w:line="240" w:lineRule="auto"/>
+              <w:jc w:val="both"/>
               <w:rPr>
                 <w:rFonts w:ascii="Aptos" w:hAnsi="Aptos"/>
                 <w:lang w:val="en-US"/>
@@ -1631,6 +1648,7 @@
           <w:p>
             <w:pPr>
               <w:spacing w:before="60" w:after="60" w:line="240" w:lineRule="auto"/>
+              <w:jc w:val="both"/>
               <w:rPr>
                 <w:rFonts w:ascii="Aptos" w:hAnsi="Aptos"/>
                 <w:lang w:val="en-IN"/>
@@ -1647,6 +1665,7 @@
           <w:p>
             <w:pPr>
               <w:spacing w:before="60" w:after="60" w:line="240" w:lineRule="auto"/>
+              <w:jc w:val="both"/>
               <w:rPr>
                 <w:rFonts w:ascii="Aptos" w:hAnsi="Aptos"/>
                 <w:lang w:val="en-US"/>
@@ -1696,7 +1715,7 @@
                 <w:color w:val="05436E"/>
                 <w:lang w:val="en-US"/>
               </w:rPr>
-              <w:t xml:space="preserve">09'19-09`24</w:t>
+              <w:t xml:space="preserve">09'19-09`2024</w:t>
             </w:r>
           </w:p>
           <w:p>
@@ -1831,7 +1850,7 @@
                 <w:rFonts w:ascii="Aptos" w:hAnsi="Aptos"/>
                 <w:lang w:val="en-IN"/>
               </w:rPr>
-              <w:t xml:space="preserve">Senior QA/QC Expert</w:t>
+              <w:t xml:space="preserve">Senior QA/QC Expert (Systems)</w:t>
             </w:r>
           </w:p>
           <w:p>
@@ -1993,7 +2012,7 @@
           <w:p>
             <w:pPr>
               <w:spacing w:before="60" w:after="60" w:line="240" w:lineRule="auto"/>
-              <w:jc w:val="center"/>
+              <w:jc w:val="both"/>
               <w:rPr>
                 <w:rFonts w:ascii="Aptos" w:hAnsi="Aptos"/>
                 <w:lang w:val="en-IN"/>
@@ -2005,7 +2024,7 @@
                 <w:lang w:val="en-IN"/>
               </w:rPr>
               <w:lastRenderedPageBreak/>
-              <w:t xml:space="preserve">Senior QA/QC Expert</w:t>
+              <w:t xml:space="preserve">Senior QA/QC Expert (Systems)</w:t>
             </w:r>
           </w:p>
           <w:p>
@@ -2028,6 +2047,7 @@
           <w:p>
             <w:pPr>
               <w:spacing w:before="60" w:after="60" w:line="240" w:lineRule="auto"/>
+              <w:jc w:val="both"/>
               <w:rPr>
                 <w:rFonts w:ascii="Aptos" w:hAnsi="Aptos"/>
                 <w:b/>
@@ -2056,6 +2076,7 @@
           <w:p>
             <w:pPr>
               <w:spacing w:before="60" w:after="60" w:line="240" w:lineRule="auto"/>
+              <w:jc w:val="both"/>
               <w:rPr>
                 <w:rFonts w:ascii="Aptos" w:hAnsi="Aptos"/>
                 <w:b/>
@@ -2068,6 +2089,7 @@
           <w:p>
             <w:pPr>
               <w:spacing w:before="60" w:after="60" w:line="240" w:lineRule="auto"/>
+              <w:jc w:val="both"/>
               <w:rPr>
                 <w:rFonts w:ascii="Aptos" w:hAnsi="Aptos"/>
                 <w:b/>
@@ -2117,6 +2139,7 @@
           <w:p>
             <w:pPr>
               <w:spacing w:before="60" w:after="60" w:line="240" w:lineRule="auto"/>
+              <w:jc w:val="both"/>
               <w:rPr>
                 <w:rFonts w:ascii="Aptos" w:hAnsi="Aptos"/>
                 <w:b/>
@@ -2131,6 +2154,7 @@
           <w:p>
             <w:pPr>
               <w:spacing w:before="60" w:after="60" w:line="240" w:lineRule="auto"/>
+              <w:jc w:val="both"/>
               <w:rPr>
                 <w:rFonts w:ascii="Aptos" w:hAnsi="Aptos"/>
                 <w:lang w:val="en-IN"/>
@@ -2156,15 +2180,17 @@
           <w:p>
             <w:pPr>
               <w:spacing w:before="60" w:after="60" w:line="240" w:lineRule="auto"/>
-              <w:rPr>
-                <w:rFonts w:ascii="Aptos" w:hAnsi="Aptos"/>
-                <w:lang w:val="en-IN"/>
-              </w:rPr>
-            </w:pPr>
-          </w:p>
-          <w:p>
-            <w:pPr>
-              <w:spacing w:before="60" w:after="60" w:line="240" w:lineRule="auto"/>
+              <w:jc w:val="both"/>
+              <w:rPr>
+                <w:rFonts w:ascii="Aptos" w:hAnsi="Aptos"/>
+                <w:lang w:val="en-IN"/>
+              </w:rPr>
+            </w:pPr>
+          </w:p>
+          <w:p>
+            <w:pPr>
+              <w:spacing w:before="60" w:after="60" w:line="240" w:lineRule="auto"/>
+              <w:jc w:val="both"/>
               <w:rPr>
                 <w:rFonts w:ascii="Aptos" w:hAnsi="Aptos"/>
                 <w:lang w:val="en-IN"/>
@@ -2191,21 +2217,23 @@
                 <w:rFonts w:ascii="Aptos" w:hAnsi="Aptos"/>
                 <w:lang w:val="en-IN"/>
               </w:rPr>
-              <w:t xml:space="preserve">09'19-09`24</w:t>
-            </w:r>
-          </w:p>
-          <w:p>
-            <w:pPr>
-              <w:spacing w:before="60" w:after="60" w:line="240" w:lineRule="auto"/>
-              <w:rPr>
-                <w:rFonts w:ascii="Aptos" w:hAnsi="Aptos"/>
-                <w:lang w:val="en-IN"/>
-              </w:rPr>
-            </w:pPr>
-          </w:p>
-          <w:p>
-            <w:pPr>
-              <w:spacing w:before="60" w:after="60" w:line="240" w:lineRule="auto"/>
+              <w:t xml:space="preserve">09'19-09`2024</w:t>
+            </w:r>
+          </w:p>
+          <w:p>
+            <w:pPr>
+              <w:spacing w:before="60" w:after="60" w:line="240" w:lineRule="auto"/>
+              <w:jc w:val="both"/>
+              <w:rPr>
+                <w:rFonts w:ascii="Aptos" w:hAnsi="Aptos"/>
+                <w:lang w:val="en-IN"/>
+              </w:rPr>
+            </w:pPr>
+          </w:p>
+          <w:p>
+            <w:pPr>
+              <w:spacing w:before="60" w:after="60" w:line="240" w:lineRule="auto"/>
+              <w:jc w:val="both"/>
               <w:rPr>
                 <w:rFonts w:ascii="Aptos" w:hAnsi="Aptos"/>
                 <w:lang w:val="en-IN"/>
@@ -2231,15 +2259,17 @@
           <w:p>
             <w:pPr>
               <w:spacing w:before="60" w:after="60" w:line="240" w:lineRule="auto"/>
-              <w:rPr>
-                <w:rFonts w:ascii="Aptos" w:hAnsi="Aptos"/>
-                <w:lang w:val="en-IN"/>
-              </w:rPr>
-            </w:pPr>
-          </w:p>
-          <w:p>
-            <w:pPr>
-              <w:spacing w:before="60" w:after="60" w:line="240" w:lineRule="auto"/>
+              <w:jc w:val="both"/>
+              <w:rPr>
+                <w:rFonts w:ascii="Aptos" w:hAnsi="Aptos"/>
+                <w:lang w:val="en-IN"/>
+              </w:rPr>
+            </w:pPr>
+          </w:p>
+          <w:p>
+            <w:pPr>
+              <w:spacing w:before="60" w:after="60" w:line="240" w:lineRule="auto"/>
+              <w:jc w:val="both"/>
               <w:rPr>
                 <w:rFonts w:ascii="Aptos" w:hAnsi="Aptos"/>
                 <w:lang w:val="en-IN"/>
@@ -2274,22 +2304,24 @@
           <w:p>
             <w:pPr>
               <w:spacing w:before="60" w:after="60" w:line="240" w:lineRule="auto"/>
-              <w:rPr>
-                <w:rFonts w:ascii="Aptos" w:hAnsi="Aptos"/>
-                <w:lang w:val="en-IN"/>
-              </w:rPr>
-            </w:pPr>
-            <w:r>
-              <w:rPr>
-                <w:rFonts w:ascii="Aptos" w:hAnsi="Aptos"/>
-                <w:lang w:val="en-IN"/>
-              </w:rPr>
-              <w:t xml:space="preserve">• QA Surveillance of Systems Works for Line 1 and Line2 (Viaduct, UG, Depots)</w:t>
-            </w:r>
-          </w:p>
-          <w:p>
-            <w:pPr>
-              <w:spacing w:before="60" w:after="60" w:line="240" w:lineRule="auto"/>
+              <w:jc w:val="both"/>
+              <w:rPr>
+                <w:rFonts w:ascii="Aptos" w:hAnsi="Aptos"/>
+                <w:lang w:val="en-IN"/>
+              </w:rPr>
+            </w:pPr>
+            <w:r>
+              <w:rPr>
+                <w:rFonts w:ascii="Aptos" w:hAnsi="Aptos"/>
+                <w:lang w:val="en-IN"/>
+              </w:rPr>
+              <w:t xml:space="preserve">• QA Surveillance role, handling 14+ Contractors in PMC/GC role to Maha-Metro Rail Corporation</w:t>
+            </w:r>
+          </w:p>
+          <w:p>
+            <w:pPr>
+              <w:spacing w:before="60" w:after="60" w:line="240" w:lineRule="auto"/>
+              <w:jc w:val="both"/>
               <w:rPr>
                 <w:rFonts w:ascii="Aptos" w:hAnsi="Aptos"/>
                 <w:lang w:val="en-US"/>
@@ -2306,6 +2338,7 @@
           <w:p>
             <w:pPr>
               <w:spacing w:before="60" w:after="60" w:line="240" w:lineRule="auto"/>
+              <w:jc w:val="both"/>
               <w:rPr>
                 <w:rFonts w:ascii="Aptos" w:hAnsi="Aptos"/>
                 <w:lang w:val="en-IN"/>
@@ -2322,6 +2355,7 @@
           <w:p>
             <w:pPr>
               <w:spacing w:before="60" w:after="60" w:line="240" w:lineRule="auto"/>
+              <w:jc w:val="both"/>
               <w:rPr>
                 <w:rFonts w:ascii="Aptos" w:hAnsi="Aptos"/>
                 <w:lang w:val="en-US"/>
@@ -2338,22 +2372,24 @@
           <w:p>
             <w:pPr>
               <w:spacing w:before="60" w:after="60" w:line="240" w:lineRule="auto"/>
-              <w:rPr>
-                <w:rFonts w:ascii="Aptos" w:hAnsi="Aptos"/>
-                <w:lang w:val="en-IN"/>
-              </w:rPr>
-            </w:pPr>
-            <w:r>
-              <w:rPr>
-                <w:rFonts w:ascii="Aptos" w:hAnsi="Aptos"/>
-                <w:lang w:val="en-IN"/>
-              </w:rPr>
-              <w:t xml:space="preserve">• Established, Tailored  Maintain internal QMS(Manual); Approved Contractors` QMS, Mentor/Trained teams</w:t>
-            </w:r>
-          </w:p>
-          <w:p>
-            <w:pPr>
-              <w:spacing w:before="60" w:after="60" w:line="240" w:lineRule="auto"/>
+              <w:jc w:val="both"/>
+              <w:rPr>
+                <w:rFonts w:ascii="Aptos" w:hAnsi="Aptos"/>
+                <w:lang w:val="en-IN"/>
+              </w:rPr>
+            </w:pPr>
+            <w:r>
+              <w:rPr>
+                <w:rFonts w:ascii="Aptos" w:hAnsi="Aptos"/>
+                <w:lang w:val="en-IN"/>
+              </w:rPr>
+              <w:t xml:space="preserve">• QMS: Established, Tailored  Maintain internal QMS(Manual); Approved Contractors` QMS, Mentor/Trained teams</w:t>
+            </w:r>
+          </w:p>
+          <w:p>
+            <w:pPr>
+              <w:spacing w:before="60" w:after="60" w:line="240" w:lineRule="auto"/>
+              <w:jc w:val="both"/>
               <w:rPr>
                 <w:rFonts w:ascii="Aptos" w:hAnsi="Aptos"/>
                 <w:lang w:val="en-US"/>
@@ -2370,6 +2406,7 @@
           <w:p>
             <w:pPr>
               <w:spacing w:before="60" w:after="60" w:line="240" w:lineRule="auto"/>
+              <w:jc w:val="both"/>
               <w:rPr>
                 <w:rFonts w:ascii="Aptos" w:hAnsi="Aptos"/>
                 <w:lang w:val="en-IN"/>
@@ -2386,6 +2423,7 @@
           <w:p>
             <w:pPr>
               <w:spacing w:before="60" w:after="60" w:line="240" w:lineRule="auto"/>
+              <w:jc w:val="both"/>
               <w:rPr>
                 <w:rFonts w:ascii="Aptos" w:hAnsi="Aptos"/>
                 <w:lang w:val="en-US"/>
@@ -2402,6 +2440,7 @@
           <w:p>
             <w:pPr>
               <w:spacing w:before="60" w:after="60" w:line="240" w:lineRule="auto"/>
+              <w:jc w:val="both"/>
               <w:rPr>
                 <w:rFonts w:ascii="Aptos" w:hAnsi="Aptos"/>
                 <w:lang w:val="en-IN"/>
@@ -2418,6 +2457,7 @@
           <w:p>
             <w:pPr>
               <w:spacing w:before="60" w:after="60" w:line="240" w:lineRule="auto"/>
+              <w:jc w:val="both"/>
               <w:rPr>
                 <w:rFonts w:ascii="Aptos" w:hAnsi="Aptos"/>
                 <w:lang w:val="en-US"/>
@@ -2434,6 +2474,7 @@
           <w:p>
             <w:pPr>
               <w:spacing w:before="60" w:after="60" w:line="240" w:lineRule="auto"/>
+              <w:jc w:val="both"/>
               <w:rPr>
                 <w:rFonts w:ascii="Aptos" w:hAnsi="Aptos"/>
                 <w:lang w:val="en-IN"/>
@@ -2450,6 +2491,7 @@
           <w:p>
             <w:pPr>
               <w:spacing w:before="60" w:after="60" w:line="240" w:lineRule="auto"/>
+              <w:jc w:val="both"/>
               <w:rPr>
                 <w:rFonts w:ascii="Aptos" w:hAnsi="Aptos"/>
                 <w:lang w:val="en-US"/>
@@ -2466,6 +2508,7 @@
           <w:p>
             <w:pPr>
               <w:spacing w:before="60" w:after="60" w:line="240" w:lineRule="auto"/>
+              <w:jc w:val="both"/>
               <w:rPr>
                 <w:rFonts w:ascii="Aptos" w:hAnsi="Aptos"/>
                 <w:lang w:val="en-IN"/>
@@ -2482,6 +2525,7 @@
           <w:p>
             <w:pPr>
               <w:spacing w:before="60" w:after="60" w:line="240" w:lineRule="auto"/>
+              <w:jc w:val="both"/>
               <w:rPr>
                 <w:rFonts w:ascii="Aptos" w:hAnsi="Aptos"/>
                 <w:lang w:val="en-US"/>
@@ -2498,6 +2542,7 @@
           <w:p>
             <w:pPr>
               <w:spacing w:before="60" w:after="60" w:line="240" w:lineRule="auto"/>
+              <w:jc w:val="both"/>
               <w:rPr>
                 <w:rFonts w:ascii="Aptos" w:hAnsi="Aptos"/>
                 <w:lang w:val="en-IN"/>
@@ -2514,6 +2559,7 @@
           <w:p>
             <w:pPr>
               <w:spacing w:before="60" w:after="60" w:line="240" w:lineRule="auto"/>
+              <w:jc w:val="both"/>
               <w:rPr>
                 <w:rFonts w:ascii="Aptos" w:hAnsi="Aptos"/>
                 <w:lang w:val="en-US"/>
@@ -2530,6 +2576,7 @@
           <w:p>
             <w:pPr>
               <w:spacing w:before="60" w:after="60" w:line="240" w:lineRule="auto"/>
+              <w:jc w:val="both"/>
               <w:rPr>
                 <w:rFonts w:ascii="Aptos" w:hAnsi="Aptos"/>
                 <w:lang w:val="en-IN"/>
@@ -2546,6 +2593,7 @@
           <w:p>
             <w:pPr>
               <w:spacing w:before="60" w:after="60" w:line="240" w:lineRule="auto"/>
+              <w:jc w:val="both"/>
               <w:rPr>
                 <w:rFonts w:ascii="Aptos" w:hAnsi="Aptos"/>
                 <w:lang w:val="en-US"/>
@@ -2892,7 +2940,7 @@
           <w:p>
             <w:pPr>
               <w:spacing w:before="60" w:after="60" w:line="240" w:lineRule="auto"/>
-              <w:jc w:val="center"/>
+              <w:jc w:val="both"/>
               <w:rPr>
                 <w:rFonts w:ascii="Aptos" w:hAnsi="Aptos"/>
                 <w:lang w:val="en-IN"/>
@@ -2927,6 +2975,7 @@
           <w:p>
             <w:pPr>
               <w:spacing w:before="60" w:after="60" w:line="240" w:lineRule="auto"/>
+              <w:jc w:val="both"/>
               <w:rPr>
                 <w:rFonts w:ascii="Aptos" w:hAnsi="Aptos"/>
                 <w:b/>
@@ -2955,6 +3004,7 @@
           <w:p>
             <w:pPr>
               <w:spacing w:before="60" w:after="60" w:line="240" w:lineRule="auto"/>
+              <w:jc w:val="both"/>
               <w:rPr>
                 <w:rFonts w:ascii="Aptos" w:hAnsi="Aptos"/>
                 <w:b/>
@@ -2967,6 +3017,7 @@
           <w:p>
             <w:pPr>
               <w:spacing w:before="60" w:after="60" w:line="240" w:lineRule="auto"/>
+              <w:jc w:val="both"/>
               <w:rPr>
                 <w:rFonts w:ascii="Aptos" w:hAnsi="Aptos"/>
                 <w:b/>
@@ -3016,6 +3067,7 @@
           <w:p>
             <w:pPr>
               <w:spacing w:before="60" w:after="60" w:line="240" w:lineRule="auto"/>
+              <w:jc w:val="both"/>
               <w:rPr>
                 <w:rFonts w:ascii="Aptos" w:hAnsi="Aptos"/>
                 <w:b/>
@@ -3030,6 +3082,7 @@
           <w:p>
             <w:pPr>
               <w:spacing w:before="60" w:after="60" w:line="240" w:lineRule="auto"/>
+              <w:jc w:val="both"/>
               <w:rPr>
                 <w:rFonts w:ascii="Aptos" w:hAnsi="Aptos"/>
                 <w:lang w:val="en-IN"/>
@@ -3055,15 +3108,17 @@
           <w:p>
             <w:pPr>
               <w:spacing w:before="60" w:after="60" w:line="240" w:lineRule="auto"/>
-              <w:rPr>
-                <w:rFonts w:ascii="Aptos" w:hAnsi="Aptos"/>
-                <w:lang w:val="en-IN"/>
-              </w:rPr>
-            </w:pPr>
-          </w:p>
-          <w:p>
-            <w:pPr>
-              <w:spacing w:before="60" w:after="60" w:line="240" w:lineRule="auto"/>
+              <w:jc w:val="both"/>
+              <w:rPr>
+                <w:rFonts w:ascii="Aptos" w:hAnsi="Aptos"/>
+                <w:lang w:val="en-IN"/>
+              </w:rPr>
+            </w:pPr>
+          </w:p>
+          <w:p>
+            <w:pPr>
+              <w:spacing w:before="60" w:after="60" w:line="240" w:lineRule="auto"/>
+              <w:jc w:val="both"/>
               <w:rPr>
                 <w:rFonts w:ascii="Aptos" w:hAnsi="Aptos"/>
                 <w:lang w:val="en-IN"/>
@@ -3096,15 +3151,17 @@
           <w:p>
             <w:pPr>
               <w:spacing w:before="60" w:after="60" w:line="240" w:lineRule="auto"/>
-              <w:rPr>
-                <w:rFonts w:ascii="Aptos" w:hAnsi="Aptos"/>
-                <w:lang w:val="en-IN"/>
-              </w:rPr>
-            </w:pPr>
-          </w:p>
-          <w:p>
-            <w:pPr>
-              <w:spacing w:before="60" w:after="60" w:line="240" w:lineRule="auto"/>
+              <w:jc w:val="both"/>
+              <w:rPr>
+                <w:rFonts w:ascii="Aptos" w:hAnsi="Aptos"/>
+                <w:lang w:val="en-IN"/>
+              </w:rPr>
+            </w:pPr>
+          </w:p>
+          <w:p>
+            <w:pPr>
+              <w:spacing w:before="60" w:after="60" w:line="240" w:lineRule="auto"/>
+              <w:jc w:val="both"/>
               <w:rPr>
                 <w:rFonts w:ascii="Aptos" w:hAnsi="Aptos"/>
                 <w:lang w:val="en-IN"/>
@@ -3130,15 +3187,17 @@
           <w:p>
             <w:pPr>
               <w:spacing w:before="60" w:after="60" w:line="240" w:lineRule="auto"/>
-              <w:rPr>
-                <w:rFonts w:ascii="Aptos" w:hAnsi="Aptos"/>
-                <w:lang w:val="en-IN"/>
-              </w:rPr>
-            </w:pPr>
-          </w:p>
-          <w:p>
-            <w:pPr>
-              <w:spacing w:before="60" w:after="60" w:line="240" w:lineRule="auto"/>
+              <w:jc w:val="both"/>
+              <w:rPr>
+                <w:rFonts w:ascii="Aptos" w:hAnsi="Aptos"/>
+                <w:lang w:val="en-IN"/>
+              </w:rPr>
+            </w:pPr>
+          </w:p>
+          <w:p>
+            <w:pPr>
+              <w:spacing w:before="60" w:after="60" w:line="240" w:lineRule="auto"/>
+              <w:jc w:val="both"/>
               <w:rPr>
                 <w:rFonts w:ascii="Aptos" w:hAnsi="Aptos"/>
                 <w:lang w:val="en-IN"/>
@@ -3173,6 +3232,7 @@
           <w:p>
             <w:pPr>
               <w:spacing w:before="60" w:after="60" w:line="240" w:lineRule="auto"/>
+              <w:jc w:val="both"/>
               <w:rPr>
                 <w:rFonts w:ascii="Aptos" w:hAnsi="Aptos"/>
                 <w:lang w:val="en-IN"/>
@@ -3189,6 +3249,7 @@
           <w:p>
             <w:pPr>
               <w:spacing w:before="60" w:after="60" w:line="240" w:lineRule="auto"/>
+              <w:jc w:val="both"/>
               <w:rPr>
                 <w:rFonts w:ascii="Aptos" w:hAnsi="Aptos"/>
                 <w:lang w:val="en-US"/>
@@ -3205,6 +3266,7 @@
           <w:p>
             <w:pPr>
               <w:spacing w:before="60" w:after="60" w:line="240" w:lineRule="auto"/>
+              <w:jc w:val="both"/>
               <w:rPr>
                 <w:rFonts w:ascii="Aptos" w:hAnsi="Aptos"/>
                 <w:lang w:val="en-IN"/>
@@ -3221,6 +3283,7 @@
           <w:p>
             <w:pPr>
               <w:spacing w:before="60" w:after="60" w:line="240" w:lineRule="auto"/>
+              <w:jc w:val="both"/>
               <w:rPr>
                 <w:rFonts w:ascii="Aptos" w:hAnsi="Aptos"/>
                 <w:lang w:val="en-US"/>
@@ -3237,6 +3300,7 @@
           <w:p>
             <w:pPr>
               <w:spacing w:before="60" w:after="60" w:line="240" w:lineRule="auto"/>
+              <w:jc w:val="both"/>
               <w:rPr>
                 <w:rFonts w:ascii="Aptos" w:hAnsi="Aptos"/>
                 <w:lang w:val="en-IN"/>
@@ -3253,6 +3317,7 @@
           <w:p>
             <w:pPr>
               <w:spacing w:before="60" w:after="60" w:line="240" w:lineRule="auto"/>
+              <w:jc w:val="both"/>
               <w:rPr>
                 <w:rFonts w:ascii="Aptos" w:hAnsi="Aptos"/>
                 <w:lang w:val="en-US"/>
@@ -3302,7 +3367,7 @@
                 <w:color w:val="05436E"/>
                 <w:lang w:val="en-US"/>
               </w:rPr>
-              <w:t xml:space="preserve">01'16-02'18</w:t>
+              <w:t xml:space="preserve">01'2016-02'2018</w:t>
             </w:r>
           </w:p>
           <w:p>
@@ -3437,7 +3502,7 @@
                 <w:rFonts w:ascii="Aptos" w:hAnsi="Aptos"/>
                 <w:lang w:val="en-IN"/>
               </w:rPr>
-              <w:t xml:space="preserve">Global Quality Assurance Manager</w:t>
+              <w:t xml:space="preserve">Global Quality Assurance Manager (Offshore-Onshore)</w:t>
             </w:r>
           </w:p>
           <w:p>
@@ -3599,7 +3664,7 @@
           <w:p>
             <w:pPr>
               <w:spacing w:before="60" w:after="60" w:line="240" w:lineRule="auto"/>
-              <w:jc w:val="center"/>
+              <w:jc w:val="both"/>
               <w:rPr>
                 <w:rFonts w:ascii="Aptos" w:hAnsi="Aptos"/>
                 <w:lang w:val="en-IN"/>
@@ -3611,7 +3676,7 @@
                 <w:lang w:val="en-IN"/>
               </w:rPr>
               <w:lastRenderedPageBreak/>
-              <w:t xml:space="preserve">Global Quality Assurance Manager</w:t>
+              <w:t xml:space="preserve">Global Quality Assurance Manager (Offshore-Onshore)</w:t>
             </w:r>
           </w:p>
           <w:p>
@@ -3634,6 +3699,7 @@
           <w:p>
             <w:pPr>
               <w:spacing w:before="60" w:after="60" w:line="240" w:lineRule="auto"/>
+              <w:jc w:val="both"/>
               <w:rPr>
                 <w:rFonts w:ascii="Aptos" w:hAnsi="Aptos"/>
                 <w:b/>
@@ -3662,6 +3728,7 @@
           <w:p>
             <w:pPr>
               <w:spacing w:before="60" w:after="60" w:line="240" w:lineRule="auto"/>
+              <w:jc w:val="both"/>
               <w:rPr>
                 <w:rFonts w:ascii="Aptos" w:hAnsi="Aptos"/>
                 <w:b/>
@@ -3674,6 +3741,7 @@
           <w:p>
             <w:pPr>
               <w:spacing w:before="60" w:after="60" w:line="240" w:lineRule="auto"/>
+              <w:jc w:val="both"/>
               <w:rPr>
                 <w:rFonts w:ascii="Aptos" w:hAnsi="Aptos"/>
                 <w:b/>
@@ -3723,6 +3791,7 @@
           <w:p>
             <w:pPr>
               <w:spacing w:before="60" w:after="60" w:line="240" w:lineRule="auto"/>
+              <w:jc w:val="both"/>
               <w:rPr>
                 <w:rFonts w:ascii="Aptos" w:hAnsi="Aptos"/>
                 <w:b/>
@@ -3737,6 +3806,7 @@
           <w:p>
             <w:pPr>
               <w:spacing w:before="60" w:after="60" w:line="240" w:lineRule="auto"/>
+              <w:jc w:val="both"/>
               <w:rPr>
                 <w:rFonts w:ascii="Aptos" w:hAnsi="Aptos"/>
                 <w:lang w:val="en-IN"/>
@@ -3762,15 +3832,17 @@
           <w:p>
             <w:pPr>
               <w:spacing w:before="60" w:after="60" w:line="240" w:lineRule="auto"/>
-              <w:rPr>
-                <w:rFonts w:ascii="Aptos" w:hAnsi="Aptos"/>
-                <w:lang w:val="en-IN"/>
-              </w:rPr>
-            </w:pPr>
-          </w:p>
-          <w:p>
-            <w:pPr>
-              <w:spacing w:before="60" w:after="60" w:line="240" w:lineRule="auto"/>
+              <w:jc w:val="both"/>
+              <w:rPr>
+                <w:rFonts w:ascii="Aptos" w:hAnsi="Aptos"/>
+                <w:lang w:val="en-IN"/>
+              </w:rPr>
+            </w:pPr>
+          </w:p>
+          <w:p>
+            <w:pPr>
+              <w:spacing w:before="60" w:after="60" w:line="240" w:lineRule="auto"/>
+              <w:jc w:val="both"/>
               <w:rPr>
                 <w:rFonts w:ascii="Aptos" w:hAnsi="Aptos"/>
                 <w:lang w:val="en-IN"/>
@@ -3797,21 +3869,23 @@
                 <w:rFonts w:ascii="Aptos" w:hAnsi="Aptos"/>
                 <w:lang w:val="en-IN"/>
               </w:rPr>
-              <w:t xml:space="preserve">01'16-02'18</w:t>
-            </w:r>
-          </w:p>
-          <w:p>
-            <w:pPr>
-              <w:spacing w:before="60" w:after="60" w:line="240" w:lineRule="auto"/>
-              <w:rPr>
-                <w:rFonts w:ascii="Aptos" w:hAnsi="Aptos"/>
-                <w:lang w:val="en-IN"/>
-              </w:rPr>
-            </w:pPr>
-          </w:p>
-          <w:p>
-            <w:pPr>
-              <w:spacing w:before="60" w:after="60" w:line="240" w:lineRule="auto"/>
+              <w:t xml:space="preserve">01'2016-02'2018</w:t>
+            </w:r>
+          </w:p>
+          <w:p>
+            <w:pPr>
+              <w:spacing w:before="60" w:after="60" w:line="240" w:lineRule="auto"/>
+              <w:jc w:val="both"/>
+              <w:rPr>
+                <w:rFonts w:ascii="Aptos" w:hAnsi="Aptos"/>
+                <w:lang w:val="en-IN"/>
+              </w:rPr>
+            </w:pPr>
+          </w:p>
+          <w:p>
+            <w:pPr>
+              <w:spacing w:before="60" w:after="60" w:line="240" w:lineRule="auto"/>
+              <w:jc w:val="both"/>
               <w:rPr>
                 <w:rFonts w:ascii="Aptos" w:hAnsi="Aptos"/>
                 <w:lang w:val="en-IN"/>
@@ -3837,15 +3911,17 @@
           <w:p>
             <w:pPr>
               <w:spacing w:before="60" w:after="60" w:line="240" w:lineRule="auto"/>
-              <w:rPr>
-                <w:rFonts w:ascii="Aptos" w:hAnsi="Aptos"/>
-                <w:lang w:val="en-IN"/>
-              </w:rPr>
-            </w:pPr>
-          </w:p>
-          <w:p>
-            <w:pPr>
-              <w:spacing w:before="60" w:after="60" w:line="240" w:lineRule="auto"/>
+              <w:jc w:val="both"/>
+              <w:rPr>
+                <w:rFonts w:ascii="Aptos" w:hAnsi="Aptos"/>
+                <w:lang w:val="en-IN"/>
+              </w:rPr>
+            </w:pPr>
+          </w:p>
+          <w:p>
+            <w:pPr>
+              <w:spacing w:before="60" w:after="60" w:line="240" w:lineRule="auto"/>
+              <w:jc w:val="both"/>
               <w:rPr>
                 <w:rFonts w:ascii="Aptos" w:hAnsi="Aptos"/>
                 <w:lang w:val="en-IN"/>
@@ -3880,6 +3956,7 @@
           <w:p>
             <w:pPr>
               <w:spacing w:before="60" w:after="60" w:line="240" w:lineRule="auto"/>
+              <w:jc w:val="both"/>
               <w:rPr>
                 <w:rFonts w:ascii="Aptos" w:hAnsi="Aptos"/>
                 <w:lang w:val="en-IN"/>
@@ -3896,6 +3973,7 @@
           <w:p>
             <w:pPr>
               <w:spacing w:before="60" w:after="60" w:line="240" w:lineRule="auto"/>
+              <w:jc w:val="both"/>
               <w:rPr>
                 <w:rFonts w:ascii="Aptos" w:hAnsi="Aptos"/>
                 <w:lang w:val="en-US"/>
@@ -3912,6 +3990,7 @@
           <w:p>
             <w:pPr>
               <w:spacing w:before="60" w:after="60" w:line="240" w:lineRule="auto"/>
+              <w:jc w:val="both"/>
               <w:rPr>
                 <w:rFonts w:ascii="Aptos" w:hAnsi="Aptos"/>
                 <w:lang w:val="en-IN"/>
@@ -3928,6 +4007,7 @@
           <w:p>
             <w:pPr>
               <w:spacing w:before="60" w:after="60" w:line="240" w:lineRule="auto"/>
+              <w:jc w:val="both"/>
               <w:rPr>
                 <w:rFonts w:ascii="Aptos" w:hAnsi="Aptos"/>
                 <w:lang w:val="en-US"/>
@@ -3944,6 +4024,7 @@
           <w:p>
             <w:pPr>
               <w:spacing w:before="60" w:after="60" w:line="240" w:lineRule="auto"/>
+              <w:jc w:val="both"/>
               <w:rPr>
                 <w:rFonts w:ascii="Aptos" w:hAnsi="Aptos"/>
                 <w:lang w:val="en-IN"/>
@@ -3960,6 +4041,7 @@
           <w:p>
             <w:pPr>
               <w:spacing w:before="60" w:after="60" w:line="240" w:lineRule="auto"/>
+              <w:jc w:val="both"/>
               <w:rPr>
                 <w:rFonts w:ascii="Aptos" w:hAnsi="Aptos"/>
                 <w:lang w:val="en-US"/>
@@ -3976,6 +4058,7 @@
           <w:p>
             <w:pPr>
               <w:spacing w:before="60" w:after="60" w:line="240" w:lineRule="auto"/>
+              <w:jc w:val="both"/>
               <w:rPr>
                 <w:rFonts w:ascii="Aptos" w:hAnsi="Aptos"/>
                 <w:lang w:val="en-IN"/>
@@ -3992,6 +4075,7 @@
           <w:p>
             <w:pPr>
               <w:spacing w:before="60" w:after="60" w:line="240" w:lineRule="auto"/>
+              <w:jc w:val="both"/>
               <w:rPr>
                 <w:rFonts w:ascii="Aptos" w:hAnsi="Aptos"/>
                 <w:lang w:val="en-US"/>
@@ -4008,6 +4092,7 @@
           <w:p>
             <w:pPr>
               <w:spacing w:before="60" w:after="60" w:line="240" w:lineRule="auto"/>
+              <w:jc w:val="both"/>
               <w:rPr>
                 <w:rFonts w:ascii="Aptos" w:hAnsi="Aptos"/>
                 <w:lang w:val="en-IN"/>
@@ -4024,6 +4109,7 @@
           <w:p>
             <w:pPr>
               <w:spacing w:before="60" w:after="60" w:line="240" w:lineRule="auto"/>
+              <w:jc w:val="both"/>
               <w:rPr>
                 <w:rFonts w:ascii="Aptos" w:hAnsi="Aptos"/>
                 <w:lang w:val="en-US"/>
@@ -4040,6 +4126,7 @@
           <w:p>
             <w:pPr>
               <w:spacing w:before="60" w:after="60" w:line="240" w:lineRule="auto"/>
+              <w:jc w:val="both"/>
               <w:rPr>
                 <w:rFonts w:ascii="Aptos" w:hAnsi="Aptos"/>
                 <w:lang w:val="en-IN"/>
@@ -4056,6 +4143,7 @@
           <w:p>
             <w:pPr>
               <w:spacing w:before="60" w:after="60" w:line="240" w:lineRule="auto"/>
+              <w:jc w:val="both"/>
               <w:rPr>
                 <w:rFonts w:ascii="Aptos" w:hAnsi="Aptos"/>
                 <w:lang w:val="en-US"/>
@@ -4072,6 +4160,7 @@
           <w:p>
             <w:pPr>
               <w:spacing w:before="60" w:after="60" w:line="240" w:lineRule="auto"/>
+              <w:jc w:val="both"/>
               <w:rPr>
                 <w:rFonts w:ascii="Aptos" w:hAnsi="Aptos"/>
                 <w:lang w:val="en-IN"/>
@@ -4088,6 +4177,7 @@
           <w:p>
             <w:pPr>
               <w:spacing w:before="60" w:after="60" w:line="240" w:lineRule="auto"/>
+              <w:jc w:val="both"/>
               <w:rPr>
                 <w:rFonts w:ascii="Aptos" w:hAnsi="Aptos"/>
                 <w:lang w:val="en-US"/>
@@ -4104,6 +4194,7 @@
           <w:p>
             <w:pPr>
               <w:spacing w:before="60" w:after="60" w:line="240" w:lineRule="auto"/>
+              <w:jc w:val="both"/>
               <w:rPr>
                 <w:rFonts w:ascii="Aptos" w:hAnsi="Aptos"/>
                 <w:lang w:val="en-IN"/>
@@ -4120,6 +4211,7 @@
           <w:p>
             <w:pPr>
               <w:spacing w:before="60" w:after="60" w:line="240" w:lineRule="auto"/>
+              <w:jc w:val="both"/>
               <w:rPr>
                 <w:rFonts w:ascii="Aptos" w:hAnsi="Aptos"/>
                 <w:lang w:val="en-US"/>
@@ -4169,7 +4261,7 @@
                 <w:color w:val="05436E"/>
                 <w:lang w:val="en-US"/>
               </w:rPr>
-              <w:t xml:space="preserve">07'12-01'16</w:t>
+              <w:t xml:space="preserve">07'2012-01'2016</w:t>
             </w:r>
           </w:p>
           <w:p>
@@ -4304,7 +4396,7 @@
                 <w:rFonts w:ascii="Aptos" w:hAnsi="Aptos"/>
                 <w:lang w:val="en-IN"/>
               </w:rPr>
-              <w:t xml:space="preserve">Project Quality Assurance Manager</w:t>
+              <w:t xml:space="preserve">Project Quality Assurance Manager (Onshore)</w:t>
             </w:r>
           </w:p>
           <w:p>
@@ -4466,7 +4558,7 @@
           <w:p>
             <w:pPr>
               <w:spacing w:before="60" w:after="60" w:line="240" w:lineRule="auto"/>
-              <w:jc w:val="center"/>
+              <w:jc w:val="both"/>
               <w:rPr>
                 <w:rFonts w:ascii="Aptos" w:hAnsi="Aptos"/>
                 <w:lang w:val="en-IN"/>
@@ -4478,7 +4570,7 @@
                 <w:lang w:val="en-IN"/>
               </w:rPr>
               <w:lastRenderedPageBreak/>
-              <w:t xml:space="preserve">Project Quality Assurance Manager</w:t>
+              <w:t xml:space="preserve">Project Quality Assurance Manager (Onshore)</w:t>
             </w:r>
           </w:p>
           <w:p>
@@ -4501,6 +4593,7 @@
           <w:p>
             <w:pPr>
               <w:spacing w:before="60" w:after="60" w:line="240" w:lineRule="auto"/>
+              <w:jc w:val="both"/>
               <w:rPr>
                 <w:rFonts w:ascii="Aptos" w:hAnsi="Aptos"/>
                 <w:b/>
@@ -4529,6 +4622,7 @@
           <w:p>
             <w:pPr>
               <w:spacing w:before="60" w:after="60" w:line="240" w:lineRule="auto"/>
+              <w:jc w:val="both"/>
               <w:rPr>
                 <w:rFonts w:ascii="Aptos" w:hAnsi="Aptos"/>
                 <w:b/>
@@ -4541,6 +4635,7 @@
           <w:p>
             <w:pPr>
               <w:spacing w:before="60" w:after="60" w:line="240" w:lineRule="auto"/>
+              <w:jc w:val="both"/>
               <w:rPr>
                 <w:rFonts w:ascii="Aptos" w:hAnsi="Aptos"/>
                 <w:b/>
@@ -4590,6 +4685,7 @@
           <w:p>
             <w:pPr>
               <w:spacing w:before="60" w:after="60" w:line="240" w:lineRule="auto"/>
+              <w:jc w:val="both"/>
               <w:rPr>
                 <w:rFonts w:ascii="Aptos" w:hAnsi="Aptos"/>
                 <w:b/>
@@ -4604,6 +4700,7 @@
           <w:p>
             <w:pPr>
               <w:spacing w:before="60" w:after="60" w:line="240" w:lineRule="auto"/>
+              <w:jc w:val="both"/>
               <w:rPr>
                 <w:rFonts w:ascii="Aptos" w:hAnsi="Aptos"/>
                 <w:lang w:val="en-IN"/>
@@ -4629,15 +4726,17 @@
           <w:p>
             <w:pPr>
               <w:spacing w:before="60" w:after="60" w:line="240" w:lineRule="auto"/>
-              <w:rPr>
-                <w:rFonts w:ascii="Aptos" w:hAnsi="Aptos"/>
-                <w:lang w:val="en-IN"/>
-              </w:rPr>
-            </w:pPr>
-          </w:p>
-          <w:p>
-            <w:pPr>
-              <w:spacing w:before="60" w:after="60" w:line="240" w:lineRule="auto"/>
+              <w:jc w:val="both"/>
+              <w:rPr>
+                <w:rFonts w:ascii="Aptos" w:hAnsi="Aptos"/>
+                <w:lang w:val="en-IN"/>
+              </w:rPr>
+            </w:pPr>
+          </w:p>
+          <w:p>
+            <w:pPr>
+              <w:spacing w:before="60" w:after="60" w:line="240" w:lineRule="auto"/>
+              <w:jc w:val="both"/>
               <w:rPr>
                 <w:rFonts w:ascii="Aptos" w:hAnsi="Aptos"/>
                 <w:lang w:val="en-IN"/>
@@ -4664,21 +4763,23 @@
                 <w:rFonts w:ascii="Aptos" w:hAnsi="Aptos"/>
                 <w:lang w:val="en-IN"/>
               </w:rPr>
-              <w:t xml:space="preserve">07'12-01'16</w:t>
-            </w:r>
-          </w:p>
-          <w:p>
-            <w:pPr>
-              <w:spacing w:before="60" w:after="60" w:line="240" w:lineRule="auto"/>
-              <w:rPr>
-                <w:rFonts w:ascii="Aptos" w:hAnsi="Aptos"/>
-                <w:lang w:val="en-IN"/>
-              </w:rPr>
-            </w:pPr>
-          </w:p>
-          <w:p>
-            <w:pPr>
-              <w:spacing w:before="60" w:after="60" w:line="240" w:lineRule="auto"/>
+              <w:t xml:space="preserve">07'2012-01'2016</w:t>
+            </w:r>
+          </w:p>
+          <w:p>
+            <w:pPr>
+              <w:spacing w:before="60" w:after="60" w:line="240" w:lineRule="auto"/>
+              <w:jc w:val="both"/>
+              <w:rPr>
+                <w:rFonts w:ascii="Aptos" w:hAnsi="Aptos"/>
+                <w:lang w:val="en-IN"/>
+              </w:rPr>
+            </w:pPr>
+          </w:p>
+          <w:p>
+            <w:pPr>
+              <w:spacing w:before="60" w:after="60" w:line="240" w:lineRule="auto"/>
+              <w:jc w:val="both"/>
               <w:rPr>
                 <w:rFonts w:ascii="Aptos" w:hAnsi="Aptos"/>
                 <w:lang w:val="en-IN"/>
@@ -4704,15 +4805,17 @@
           <w:p>
             <w:pPr>
               <w:spacing w:before="60" w:after="60" w:line="240" w:lineRule="auto"/>
-              <w:rPr>
-                <w:rFonts w:ascii="Aptos" w:hAnsi="Aptos"/>
-                <w:lang w:val="en-IN"/>
-              </w:rPr>
-            </w:pPr>
-          </w:p>
-          <w:p>
-            <w:pPr>
-              <w:spacing w:before="60" w:after="60" w:line="240" w:lineRule="auto"/>
+              <w:jc w:val="both"/>
+              <w:rPr>
+                <w:rFonts w:ascii="Aptos" w:hAnsi="Aptos"/>
+                <w:lang w:val="en-IN"/>
+              </w:rPr>
+            </w:pPr>
+          </w:p>
+          <w:p>
+            <w:pPr>
+              <w:spacing w:before="60" w:after="60" w:line="240" w:lineRule="auto"/>
+              <w:jc w:val="both"/>
               <w:rPr>
                 <w:rFonts w:ascii="Aptos" w:hAnsi="Aptos"/>
                 <w:lang w:val="en-IN"/>
@@ -4747,6 +4850,41 @@
           <w:p>
             <w:pPr>
               <w:spacing w:before="60" w:after="60" w:line="240" w:lineRule="auto"/>
+              <w:jc w:val="both"/>
+              <w:rPr>
+                <w:rFonts w:ascii="Aptos" w:hAnsi="Aptos"/>
+                <w:lang w:val="en-IN"/>
+              </w:rPr>
+            </w:pPr>
+            <w:r>
+              <w:rPr>
+                <w:rFonts w:ascii="Aptos" w:hAnsi="Aptos"/>
+                <w:lang w:val="en-IN"/>
+              </w:rPr>
+              <w:t xml:space="preserve">• Supplier Auditor and PIVS (Internal Auditor) for Thales projects in India</w:t>
+            </w:r>
+          </w:p>
+          <w:p>
+            <w:pPr>
+              <w:spacing w:before="60" w:after="60" w:line="240" w:lineRule="auto"/>
+              <w:jc w:val="both"/>
+              <w:rPr>
+                <w:rFonts w:ascii="Aptos" w:hAnsi="Aptos"/>
+                <w:lang w:val="en-US"/>
+              </w:rPr>
+            </w:pPr>
+            <w:r>
+              <w:rPr>
+                <w:rFonts w:ascii="Aptos" w:hAnsi="Aptos"/>
+                <w:lang w:val="en-IN"/>
+              </w:rPr>
+              <w:t xml:space="preserve"/>
+            </w:r>
+          </w:p>
+          <w:p>
+            <w:pPr>
+              <w:spacing w:before="60" w:after="60" w:line="240" w:lineRule="auto"/>
+              <w:jc w:val="both"/>
               <w:rPr>
                 <w:rFonts w:ascii="Aptos" w:hAnsi="Aptos"/>
                 <w:lang w:val="en-IN"/>
@@ -4763,6 +4901,7 @@
           <w:p>
             <w:pPr>
               <w:spacing w:before="60" w:after="60" w:line="240" w:lineRule="auto"/>
+              <w:jc w:val="both"/>
               <w:rPr>
                 <w:rFonts w:ascii="Aptos" w:hAnsi="Aptos"/>
                 <w:lang w:val="en-US"/>
@@ -4779,6 +4918,7 @@
           <w:p>
             <w:pPr>
               <w:spacing w:before="60" w:after="60" w:line="240" w:lineRule="auto"/>
+              <w:jc w:val="both"/>
               <w:rPr>
                 <w:rFonts w:ascii="Aptos" w:hAnsi="Aptos"/>
                 <w:lang w:val="en-IN"/>
@@ -4795,6 +4935,7 @@
           <w:p>
             <w:pPr>
               <w:spacing w:before="60" w:after="60" w:line="240" w:lineRule="auto"/>
+              <w:jc w:val="both"/>
               <w:rPr>
                 <w:rFonts w:ascii="Aptos" w:hAnsi="Aptos"/>
                 <w:lang w:val="en-US"/>
@@ -4811,6 +4952,7 @@
           <w:p>
             <w:pPr>
               <w:spacing w:before="60" w:after="60" w:line="240" w:lineRule="auto"/>
+              <w:jc w:val="both"/>
               <w:rPr>
                 <w:rFonts w:ascii="Aptos" w:hAnsi="Aptos"/>
                 <w:lang w:val="en-IN"/>
@@ -4827,6 +4969,7 @@
           <w:p>
             <w:pPr>
               <w:spacing w:before="60" w:after="60" w:line="240" w:lineRule="auto"/>
+              <w:jc w:val="both"/>
               <w:rPr>
                 <w:rFonts w:ascii="Aptos" w:hAnsi="Aptos"/>
                 <w:lang w:val="en-US"/>
@@ -4843,6 +4986,7 @@
           <w:p>
             <w:pPr>
               <w:spacing w:before="60" w:after="60" w:line="240" w:lineRule="auto"/>
+              <w:jc w:val="both"/>
               <w:rPr>
                 <w:rFonts w:ascii="Aptos" w:hAnsi="Aptos"/>
                 <w:lang w:val="en-IN"/>
@@ -4859,6 +5003,7 @@
           <w:p>
             <w:pPr>
               <w:spacing w:before="60" w:after="60" w:line="240" w:lineRule="auto"/>
+              <w:jc w:val="both"/>
               <w:rPr>
                 <w:rFonts w:ascii="Aptos" w:hAnsi="Aptos"/>
                 <w:lang w:val="en-US"/>
@@ -4875,6 +5020,7 @@
           <w:p>
             <w:pPr>
               <w:spacing w:before="60" w:after="60" w:line="240" w:lineRule="auto"/>
+              <w:jc w:val="both"/>
               <w:rPr>
                 <w:rFonts w:ascii="Aptos" w:hAnsi="Aptos"/>
                 <w:lang w:val="en-IN"/>
@@ -4891,6 +5037,7 @@
           <w:p>
             <w:pPr>
               <w:spacing w:before="60" w:after="60" w:line="240" w:lineRule="auto"/>
+              <w:jc w:val="both"/>
               <w:rPr>
                 <w:rFonts w:ascii="Aptos" w:hAnsi="Aptos"/>
                 <w:lang w:val="en-US"/>
@@ -4907,6 +5054,7 @@
           <w:p>
             <w:pPr>
               <w:spacing w:before="60" w:after="60" w:line="240" w:lineRule="auto"/>
+              <w:jc w:val="both"/>
               <w:rPr>
                 <w:rFonts w:ascii="Aptos" w:hAnsi="Aptos"/>
                 <w:lang w:val="en-IN"/>
@@ -4923,6 +5071,7 @@
           <w:p>
             <w:pPr>
               <w:spacing w:before="60" w:after="60" w:line="240" w:lineRule="auto"/>
+              <w:jc w:val="both"/>
               <w:rPr>
                 <w:rFonts w:ascii="Aptos" w:hAnsi="Aptos"/>
                 <w:lang w:val="en-US"/>
@@ -4939,6 +5088,7 @@
           <w:p>
             <w:pPr>
               <w:spacing w:before="60" w:after="60" w:line="240" w:lineRule="auto"/>
+              <w:jc w:val="both"/>
               <w:rPr>
                 <w:rFonts w:ascii="Aptos" w:hAnsi="Aptos"/>
                 <w:lang w:val="en-IN"/>
@@ -4955,6 +5105,7 @@
           <w:p>
             <w:pPr>
               <w:spacing w:before="60" w:after="60" w:line="240" w:lineRule="auto"/>
+              <w:jc w:val="both"/>
               <w:rPr>
                 <w:rFonts w:ascii="Aptos" w:hAnsi="Aptos"/>
                 <w:lang w:val="en-US"/>
@@ -5004,7 +5155,7 @@
                 <w:color w:val="05436E"/>
                 <w:lang w:val="en-US"/>
               </w:rPr>
-              <w:t xml:space="preserve">10'08-06'12</w:t>
+              <w:t xml:space="preserve">10'2008-06'2012</w:t>
             </w:r>
           </w:p>
           <w:p>
@@ -5139,7 +5290,7 @@
                 <w:rFonts w:ascii="Aptos" w:hAnsi="Aptos"/>
                 <w:lang w:val="en-IN"/>
               </w:rPr>
-              <w:t xml:space="preserve">Portfolio Quality Assurance Manager</w:t>
+              <w:t xml:space="preserve">Portfolio Quality Assurance Manager (Onshore)</w:t>
             </w:r>
           </w:p>
           <w:p>
@@ -5301,7 +5452,7 @@
           <w:p>
             <w:pPr>
               <w:spacing w:before="60" w:after="60" w:line="240" w:lineRule="auto"/>
-              <w:jc w:val="center"/>
+              <w:jc w:val="both"/>
               <w:rPr>
                 <w:rFonts w:ascii="Aptos" w:hAnsi="Aptos"/>
                 <w:lang w:val="en-IN"/>
@@ -5313,7 +5464,7 @@
                 <w:lang w:val="en-IN"/>
               </w:rPr>
               <w:lastRenderedPageBreak/>
-              <w:t xml:space="preserve">Portfolio Quality Assurance Manager</w:t>
+              <w:t xml:space="preserve">Portfolio Quality Assurance Manager (Onshore)</w:t>
             </w:r>
           </w:p>
           <w:p>
@@ -5336,6 +5487,7 @@
           <w:p>
             <w:pPr>
               <w:spacing w:before="60" w:after="60" w:line="240" w:lineRule="auto"/>
+              <w:jc w:val="both"/>
               <w:rPr>
                 <w:rFonts w:ascii="Aptos" w:hAnsi="Aptos"/>
                 <w:b/>
@@ -5364,6 +5516,7 @@
           <w:p>
             <w:pPr>
               <w:spacing w:before="60" w:after="60" w:line="240" w:lineRule="auto"/>
+              <w:jc w:val="both"/>
               <w:rPr>
                 <w:rFonts w:ascii="Aptos" w:hAnsi="Aptos"/>
                 <w:b/>
@@ -5376,6 +5529,7 @@
           <w:p>
             <w:pPr>
               <w:spacing w:before="60" w:after="60" w:line="240" w:lineRule="auto"/>
+              <w:jc w:val="both"/>
               <w:rPr>
                 <w:rFonts w:ascii="Aptos" w:hAnsi="Aptos"/>
                 <w:b/>
@@ -5425,6 +5579,7 @@
           <w:p>
             <w:pPr>
               <w:spacing w:before="60" w:after="60" w:line="240" w:lineRule="auto"/>
+              <w:jc w:val="both"/>
               <w:rPr>
                 <w:rFonts w:ascii="Aptos" w:hAnsi="Aptos"/>
                 <w:b/>
@@ -5439,6 +5594,7 @@
           <w:p>
             <w:pPr>
               <w:spacing w:before="60" w:after="60" w:line="240" w:lineRule="auto"/>
+              <w:jc w:val="both"/>
               <w:rPr>
                 <w:rFonts w:ascii="Aptos" w:hAnsi="Aptos"/>
                 <w:lang w:val="en-IN"/>
@@ -5464,15 +5620,17 @@
           <w:p>
             <w:pPr>
               <w:spacing w:before="60" w:after="60" w:line="240" w:lineRule="auto"/>
-              <w:rPr>
-                <w:rFonts w:ascii="Aptos" w:hAnsi="Aptos"/>
-                <w:lang w:val="en-IN"/>
-              </w:rPr>
-            </w:pPr>
-          </w:p>
-          <w:p>
-            <w:pPr>
-              <w:spacing w:before="60" w:after="60" w:line="240" w:lineRule="auto"/>
+              <w:jc w:val="both"/>
+              <w:rPr>
+                <w:rFonts w:ascii="Aptos" w:hAnsi="Aptos"/>
+                <w:lang w:val="en-IN"/>
+              </w:rPr>
+            </w:pPr>
+          </w:p>
+          <w:p>
+            <w:pPr>
+              <w:spacing w:before="60" w:after="60" w:line="240" w:lineRule="auto"/>
+              <w:jc w:val="both"/>
               <w:rPr>
                 <w:rFonts w:ascii="Aptos" w:hAnsi="Aptos"/>
                 <w:lang w:val="en-IN"/>
@@ -5499,21 +5657,23 @@
                 <w:rFonts w:ascii="Aptos" w:hAnsi="Aptos"/>
                 <w:lang w:val="en-IN"/>
               </w:rPr>
-              <w:t xml:space="preserve">10'08-06'12</w:t>
-            </w:r>
-          </w:p>
-          <w:p>
-            <w:pPr>
-              <w:spacing w:before="60" w:after="60" w:line="240" w:lineRule="auto"/>
-              <w:rPr>
-                <w:rFonts w:ascii="Aptos" w:hAnsi="Aptos"/>
-                <w:lang w:val="en-IN"/>
-              </w:rPr>
-            </w:pPr>
-          </w:p>
-          <w:p>
-            <w:pPr>
-              <w:spacing w:before="60" w:after="60" w:line="240" w:lineRule="auto"/>
+              <w:t xml:space="preserve">10'2008-06'2012</w:t>
+            </w:r>
+          </w:p>
+          <w:p>
+            <w:pPr>
+              <w:spacing w:before="60" w:after="60" w:line="240" w:lineRule="auto"/>
+              <w:jc w:val="both"/>
+              <w:rPr>
+                <w:rFonts w:ascii="Aptos" w:hAnsi="Aptos"/>
+                <w:lang w:val="en-IN"/>
+              </w:rPr>
+            </w:pPr>
+          </w:p>
+          <w:p>
+            <w:pPr>
+              <w:spacing w:before="60" w:after="60" w:line="240" w:lineRule="auto"/>
+              <w:jc w:val="both"/>
               <w:rPr>
                 <w:rFonts w:ascii="Aptos" w:hAnsi="Aptos"/>
                 <w:lang w:val="en-IN"/>
@@ -5539,15 +5699,17 @@
           <w:p>
             <w:pPr>
               <w:spacing w:before="60" w:after="60" w:line="240" w:lineRule="auto"/>
-              <w:rPr>
-                <w:rFonts w:ascii="Aptos" w:hAnsi="Aptos"/>
-                <w:lang w:val="en-IN"/>
-              </w:rPr>
-            </w:pPr>
-          </w:p>
-          <w:p>
-            <w:pPr>
-              <w:spacing w:before="60" w:after="60" w:line="240" w:lineRule="auto"/>
+              <w:jc w:val="both"/>
+              <w:rPr>
+                <w:rFonts w:ascii="Aptos" w:hAnsi="Aptos"/>
+                <w:lang w:val="en-IN"/>
+              </w:rPr>
+            </w:pPr>
+          </w:p>
+          <w:p>
+            <w:pPr>
+              <w:spacing w:before="60" w:after="60" w:line="240" w:lineRule="auto"/>
+              <w:jc w:val="both"/>
               <w:rPr>
                 <w:rFonts w:ascii="Aptos" w:hAnsi="Aptos"/>
                 <w:lang w:val="en-IN"/>
@@ -5582,6 +5744,7 @@
           <w:p>
             <w:pPr>
               <w:spacing w:before="60" w:after="60" w:line="240" w:lineRule="auto"/>
+              <w:jc w:val="both"/>
               <w:rPr>
                 <w:rFonts w:ascii="Aptos" w:hAnsi="Aptos"/>
                 <w:lang w:val="en-IN"/>
@@ -5598,6 +5761,7 @@
           <w:p>
             <w:pPr>
               <w:spacing w:before="60" w:after="60" w:line="240" w:lineRule="auto"/>
+              <w:jc w:val="both"/>
               <w:rPr>
                 <w:rFonts w:ascii="Aptos" w:hAnsi="Aptos"/>
                 <w:lang w:val="en-US"/>
@@ -5614,6 +5778,7 @@
           <w:p>
             <w:pPr>
               <w:spacing w:before="60" w:after="60" w:line="240" w:lineRule="auto"/>
+              <w:jc w:val="both"/>
               <w:rPr>
                 <w:rFonts w:ascii="Aptos" w:hAnsi="Aptos"/>
                 <w:lang w:val="en-IN"/>
@@ -5630,6 +5795,7 @@
           <w:p>
             <w:pPr>
               <w:spacing w:before="60" w:after="60" w:line="240" w:lineRule="auto"/>
+              <w:jc w:val="both"/>
               <w:rPr>
                 <w:rFonts w:ascii="Aptos" w:hAnsi="Aptos"/>
                 <w:lang w:val="en-US"/>
@@ -5646,6 +5812,7 @@
           <w:p>
             <w:pPr>
               <w:spacing w:before="60" w:after="60" w:line="240" w:lineRule="auto"/>
+              <w:jc w:val="both"/>
               <w:rPr>
                 <w:rFonts w:ascii="Aptos" w:hAnsi="Aptos"/>
                 <w:lang w:val="en-IN"/>
@@ -5662,6 +5829,7 @@
           <w:p>
             <w:pPr>
               <w:spacing w:before="60" w:after="60" w:line="240" w:lineRule="auto"/>
+              <w:jc w:val="both"/>
               <w:rPr>
                 <w:rFonts w:ascii="Aptos" w:hAnsi="Aptos"/>
                 <w:lang w:val="en-US"/>
@@ -5678,6 +5846,7 @@
           <w:p>
             <w:pPr>
               <w:spacing w:before="60" w:after="60" w:line="240" w:lineRule="auto"/>
+              <w:jc w:val="both"/>
               <w:rPr>
                 <w:rFonts w:ascii="Aptos" w:hAnsi="Aptos"/>
                 <w:lang w:val="en-IN"/>
@@ -5694,6 +5863,7 @@
           <w:p>
             <w:pPr>
               <w:spacing w:before="60" w:after="60" w:line="240" w:lineRule="auto"/>
+              <w:jc w:val="both"/>
               <w:rPr>
                 <w:rFonts w:ascii="Aptos" w:hAnsi="Aptos"/>
                 <w:lang w:val="en-US"/>
@@ -5710,6 +5880,7 @@
           <w:p>
             <w:pPr>
               <w:spacing w:before="60" w:after="60" w:line="240" w:lineRule="auto"/>
+              <w:jc w:val="both"/>
               <w:rPr>
                 <w:rFonts w:ascii="Aptos" w:hAnsi="Aptos"/>
                 <w:lang w:val="en-IN"/>
@@ -5726,6 +5897,7 @@
           <w:p>
             <w:pPr>
               <w:spacing w:before="60" w:after="60" w:line="240" w:lineRule="auto"/>
+              <w:jc w:val="both"/>
               <w:rPr>
                 <w:rFonts w:ascii="Aptos" w:hAnsi="Aptos"/>
                 <w:lang w:val="en-US"/>
@@ -5775,7 +5947,7 @@
                 <w:color w:val="05436E"/>
                 <w:lang w:val="en-US"/>
               </w:rPr>
-              <w:t xml:space="preserve">04'07-10'08</w:t>
+              <w:t xml:space="preserve">04'2007-10'2008</w:t>
             </w:r>
           </w:p>
           <w:p>
@@ -5910,7 +6082,7 @@
                 <w:rFonts w:ascii="Aptos" w:hAnsi="Aptos"/>
                 <w:lang w:val="en-IN"/>
               </w:rPr>
-              <w:t xml:space="preserve">Engineering Technical Lead</w:t>
+              <w:t xml:space="preserve">Engineering Technical Lead (Offshore)</w:t>
             </w:r>
           </w:p>
           <w:p>
@@ -6072,7 +6244,7 @@
           <w:p>
             <w:pPr>
               <w:spacing w:before="60" w:after="60" w:line="240" w:lineRule="auto"/>
-              <w:jc w:val="center"/>
+              <w:jc w:val="both"/>
               <w:rPr>
                 <w:rFonts w:ascii="Aptos" w:hAnsi="Aptos"/>
                 <w:lang w:val="en-IN"/>
@@ -6084,7 +6256,7 @@
                 <w:lang w:val="en-IN"/>
               </w:rPr>
               <w:lastRenderedPageBreak/>
-              <w:t xml:space="preserve">Engineering Technical Lead</w:t>
+              <w:t xml:space="preserve">Engineering Technical Lead (Offshore)</w:t>
             </w:r>
           </w:p>
           <w:p>
@@ -6107,6 +6279,7 @@
           <w:p>
             <w:pPr>
               <w:spacing w:before="60" w:after="60" w:line="240" w:lineRule="auto"/>
+              <w:jc w:val="both"/>
               <w:rPr>
                 <w:rFonts w:ascii="Aptos" w:hAnsi="Aptos"/>
                 <w:b/>
@@ -6135,6 +6308,7 @@
           <w:p>
             <w:pPr>
               <w:spacing w:before="60" w:after="60" w:line="240" w:lineRule="auto"/>
+              <w:jc w:val="both"/>
               <w:rPr>
                 <w:rFonts w:ascii="Aptos" w:hAnsi="Aptos"/>
                 <w:b/>
@@ -6147,6 +6321,7 @@
           <w:p>
             <w:pPr>
               <w:spacing w:before="60" w:after="60" w:line="240" w:lineRule="auto"/>
+              <w:jc w:val="both"/>
               <w:rPr>
                 <w:rFonts w:ascii="Aptos" w:hAnsi="Aptos"/>
                 <w:b/>
@@ -6196,6 +6371,7 @@
           <w:p>
             <w:pPr>
               <w:spacing w:before="60" w:after="60" w:line="240" w:lineRule="auto"/>
+              <w:jc w:val="both"/>
               <w:rPr>
                 <w:rFonts w:ascii="Aptos" w:hAnsi="Aptos"/>
                 <w:b/>
@@ -6210,6 +6386,7 @@
           <w:p>
             <w:pPr>
               <w:spacing w:before="60" w:after="60" w:line="240" w:lineRule="auto"/>
+              <w:jc w:val="both"/>
               <w:rPr>
                 <w:rFonts w:ascii="Aptos" w:hAnsi="Aptos"/>
                 <w:lang w:val="en-IN"/>
@@ -6235,15 +6412,17 @@
           <w:p>
             <w:pPr>
               <w:spacing w:before="60" w:after="60" w:line="240" w:lineRule="auto"/>
-              <w:rPr>
-                <w:rFonts w:ascii="Aptos" w:hAnsi="Aptos"/>
-                <w:lang w:val="en-IN"/>
-              </w:rPr>
-            </w:pPr>
-          </w:p>
-          <w:p>
-            <w:pPr>
-              <w:spacing w:before="60" w:after="60" w:line="240" w:lineRule="auto"/>
+              <w:jc w:val="both"/>
+              <w:rPr>
+                <w:rFonts w:ascii="Aptos" w:hAnsi="Aptos"/>
+                <w:lang w:val="en-IN"/>
+              </w:rPr>
+            </w:pPr>
+          </w:p>
+          <w:p>
+            <w:pPr>
+              <w:spacing w:before="60" w:after="60" w:line="240" w:lineRule="auto"/>
+              <w:jc w:val="both"/>
               <w:rPr>
                 <w:rFonts w:ascii="Aptos" w:hAnsi="Aptos"/>
                 <w:lang w:val="en-IN"/>
@@ -6270,21 +6449,23 @@
                 <w:rFonts w:ascii="Aptos" w:hAnsi="Aptos"/>
                 <w:lang w:val="en-IN"/>
               </w:rPr>
-              <w:t xml:space="preserve">04'07-10'08</w:t>
-            </w:r>
-          </w:p>
-          <w:p>
-            <w:pPr>
-              <w:spacing w:before="60" w:after="60" w:line="240" w:lineRule="auto"/>
-              <w:rPr>
-                <w:rFonts w:ascii="Aptos" w:hAnsi="Aptos"/>
-                <w:lang w:val="en-IN"/>
-              </w:rPr>
-            </w:pPr>
-          </w:p>
-          <w:p>
-            <w:pPr>
-              <w:spacing w:before="60" w:after="60" w:line="240" w:lineRule="auto"/>
+              <w:t xml:space="preserve">04'2007-10'2008</w:t>
+            </w:r>
+          </w:p>
+          <w:p>
+            <w:pPr>
+              <w:spacing w:before="60" w:after="60" w:line="240" w:lineRule="auto"/>
+              <w:jc w:val="both"/>
+              <w:rPr>
+                <w:rFonts w:ascii="Aptos" w:hAnsi="Aptos"/>
+                <w:lang w:val="en-IN"/>
+              </w:rPr>
+            </w:pPr>
+          </w:p>
+          <w:p>
+            <w:pPr>
+              <w:spacing w:before="60" w:after="60" w:line="240" w:lineRule="auto"/>
+              <w:jc w:val="both"/>
               <w:rPr>
                 <w:rFonts w:ascii="Aptos" w:hAnsi="Aptos"/>
                 <w:lang w:val="en-IN"/>
@@ -6310,15 +6491,17 @@
           <w:p>
             <w:pPr>
               <w:spacing w:before="60" w:after="60" w:line="240" w:lineRule="auto"/>
-              <w:rPr>
-                <w:rFonts w:ascii="Aptos" w:hAnsi="Aptos"/>
-                <w:lang w:val="en-IN"/>
-              </w:rPr>
-            </w:pPr>
-          </w:p>
-          <w:p>
-            <w:pPr>
-              <w:spacing w:before="60" w:after="60" w:line="240" w:lineRule="auto"/>
+              <w:jc w:val="both"/>
+              <w:rPr>
+                <w:rFonts w:ascii="Aptos" w:hAnsi="Aptos"/>
+                <w:lang w:val="en-IN"/>
+              </w:rPr>
+            </w:pPr>
+          </w:p>
+          <w:p>
+            <w:pPr>
+              <w:spacing w:before="60" w:after="60" w:line="240" w:lineRule="auto"/>
+              <w:jc w:val="both"/>
               <w:rPr>
                 <w:rFonts w:ascii="Aptos" w:hAnsi="Aptos"/>
                 <w:lang w:val="en-IN"/>
@@ -6353,6 +6536,7 @@
           <w:p>
             <w:pPr>
               <w:spacing w:before="60" w:after="60" w:line="240" w:lineRule="auto"/>
+              <w:jc w:val="both"/>
               <w:rPr>
                 <w:rFonts w:ascii="Aptos" w:hAnsi="Aptos"/>
                 <w:lang w:val="en-IN"/>
@@ -6369,6 +6553,7 @@
           <w:p>
             <w:pPr>
               <w:spacing w:before="60" w:after="60" w:line="240" w:lineRule="auto"/>
+              <w:jc w:val="both"/>
               <w:rPr>
                 <w:rFonts w:ascii="Aptos" w:hAnsi="Aptos"/>
                 <w:lang w:val="en-US"/>
@@ -6385,6 +6570,7 @@
           <w:p>
             <w:pPr>
               <w:spacing w:before="60" w:after="60" w:line="240" w:lineRule="auto"/>
+              <w:jc w:val="both"/>
               <w:rPr>
                 <w:rFonts w:ascii="Aptos" w:hAnsi="Aptos"/>
                 <w:lang w:val="en-IN"/>
@@ -6401,6 +6587,7 @@
           <w:p>
             <w:pPr>
               <w:spacing w:before="60" w:after="60" w:line="240" w:lineRule="auto"/>
+              <w:jc w:val="both"/>
               <w:rPr>
                 <w:rFonts w:ascii="Aptos" w:hAnsi="Aptos"/>
                 <w:lang w:val="en-US"/>
@@ -6417,6 +6604,7 @@
           <w:p>
             <w:pPr>
               <w:spacing w:before="60" w:after="60" w:line="240" w:lineRule="auto"/>
+              <w:jc w:val="both"/>
               <w:rPr>
                 <w:rFonts w:ascii="Aptos" w:hAnsi="Aptos"/>
                 <w:lang w:val="en-IN"/>
@@ -6433,6 +6621,7 @@
           <w:p>
             <w:pPr>
               <w:spacing w:before="60" w:after="60" w:line="240" w:lineRule="auto"/>
+              <w:jc w:val="both"/>
               <w:rPr>
                 <w:rFonts w:ascii="Aptos" w:hAnsi="Aptos"/>
                 <w:lang w:val="en-US"/>
@@ -6449,6 +6638,7 @@
           <w:p>
             <w:pPr>
               <w:spacing w:before="60" w:after="60" w:line="240" w:lineRule="auto"/>
+              <w:jc w:val="both"/>
               <w:rPr>
                 <w:rFonts w:ascii="Aptos" w:hAnsi="Aptos"/>
                 <w:lang w:val="en-IN"/>
@@ -6465,6 +6655,7 @@
           <w:p>
             <w:pPr>
               <w:spacing w:before="60" w:after="60" w:line="240" w:lineRule="auto"/>
+              <w:jc w:val="both"/>
               <w:rPr>
                 <w:rFonts w:ascii="Aptos" w:hAnsi="Aptos"/>
                 <w:lang w:val="en-US"/>
@@ -6514,7 +6705,7 @@
                 <w:color w:val="05436E"/>
                 <w:lang w:val="en-US"/>
               </w:rPr>
-              <w:t xml:space="preserve">05'2004-03'2007</w:t>
+              <w:t xml:space="preserve">11'2003-03'2007</w:t>
             </w:r>
           </w:p>
           <w:p>
@@ -6537,7 +6728,7 @@
                 <w:color w:val="05436E"/>
                 <w:lang w:val="en-US"/>
               </w:rPr>
-              <w:t xml:space="preserve">2 Y 10 M</w:t>
+              <w:t xml:space="preserve">3 Y 4 M</w:t>
             </w:r>
           </w:p>
           <w:p>
@@ -6811,7 +7002,7 @@
           <w:p>
             <w:pPr>
               <w:spacing w:before="60" w:after="60" w:line="240" w:lineRule="auto"/>
-              <w:jc w:val="center"/>
+              <w:jc w:val="both"/>
               <w:rPr>
                 <w:rFonts w:ascii="Aptos" w:hAnsi="Aptos"/>
                 <w:lang w:val="en-IN"/>
@@ -6846,6 +7037,7 @@
           <w:p>
             <w:pPr>
               <w:spacing w:before="60" w:after="60" w:line="240" w:lineRule="auto"/>
+              <w:jc w:val="both"/>
               <w:rPr>
                 <w:rFonts w:ascii="Aptos" w:hAnsi="Aptos"/>
                 <w:b/>
@@ -6874,6 +7066,7 @@
           <w:p>
             <w:pPr>
               <w:spacing w:before="60" w:after="60" w:line="240" w:lineRule="auto"/>
+              <w:jc w:val="both"/>
               <w:rPr>
                 <w:rFonts w:ascii="Aptos" w:hAnsi="Aptos"/>
                 <w:b/>
@@ -6886,6 +7079,7 @@
           <w:p>
             <w:pPr>
               <w:spacing w:before="60" w:after="60" w:line="240" w:lineRule="auto"/>
+              <w:jc w:val="both"/>
               <w:rPr>
                 <w:rFonts w:ascii="Aptos" w:hAnsi="Aptos"/>
                 <w:b/>
@@ -6935,6 +7129,7 @@
           <w:p>
             <w:pPr>
               <w:spacing w:before="60" w:after="60" w:line="240" w:lineRule="auto"/>
+              <w:jc w:val="both"/>
               <w:rPr>
                 <w:rFonts w:ascii="Aptos" w:hAnsi="Aptos"/>
                 <w:b/>
@@ -6949,6 +7144,7 @@
           <w:p>
             <w:pPr>
               <w:spacing w:before="60" w:after="60" w:line="240" w:lineRule="auto"/>
+              <w:jc w:val="both"/>
               <w:rPr>
                 <w:rFonts w:ascii="Aptos" w:hAnsi="Aptos"/>
                 <w:lang w:val="en-IN"/>
@@ -6968,21 +7164,23 @@
                 <w:rFonts w:ascii="Aptos" w:hAnsi="Aptos"/>
                 <w:lang w:val="en-IN"/>
               </w:rPr>
-              <w:t xml:space="preserve">ADA/DRDO</w:t>
-            </w:r>
-          </w:p>
-          <w:p>
-            <w:pPr>
-              <w:spacing w:before="60" w:after="60" w:line="240" w:lineRule="auto"/>
-              <w:rPr>
-                <w:rFonts w:ascii="Aptos" w:hAnsi="Aptos"/>
-                <w:lang w:val="en-IN"/>
-              </w:rPr>
-            </w:pPr>
-          </w:p>
-          <w:p>
-            <w:pPr>
-              <w:spacing w:before="60" w:after="60" w:line="240" w:lineRule="auto"/>
+              <w:t xml:space="preserve">ADA/DRDO/HAL</w:t>
+            </w:r>
+          </w:p>
+          <w:p>
+            <w:pPr>
+              <w:spacing w:before="60" w:after="60" w:line="240" w:lineRule="auto"/>
+              <w:jc w:val="both"/>
+              <w:rPr>
+                <w:rFonts w:ascii="Aptos" w:hAnsi="Aptos"/>
+                <w:lang w:val="en-IN"/>
+              </w:rPr>
+            </w:pPr>
+          </w:p>
+          <w:p>
+            <w:pPr>
+              <w:spacing w:before="60" w:after="60" w:line="240" w:lineRule="auto"/>
+              <w:jc w:val="both"/>
               <w:rPr>
                 <w:rFonts w:ascii="Aptos" w:hAnsi="Aptos"/>
                 <w:lang w:val="en-IN"/>
@@ -7009,21 +7207,23 @@
                 <w:rFonts w:ascii="Aptos" w:hAnsi="Aptos"/>
                 <w:lang w:val="en-IN"/>
               </w:rPr>
-              <w:t xml:space="preserve">05'2004-03'2007</w:t>
-            </w:r>
-          </w:p>
-          <w:p>
-            <w:pPr>
-              <w:spacing w:before="60" w:after="60" w:line="240" w:lineRule="auto"/>
-              <w:rPr>
-                <w:rFonts w:ascii="Aptos" w:hAnsi="Aptos"/>
-                <w:lang w:val="en-IN"/>
-              </w:rPr>
-            </w:pPr>
-          </w:p>
-          <w:p>
-            <w:pPr>
-              <w:spacing w:before="60" w:after="60" w:line="240" w:lineRule="auto"/>
+              <w:t xml:space="preserve">11'2003-03'2007</w:t>
+            </w:r>
+          </w:p>
+          <w:p>
+            <w:pPr>
+              <w:spacing w:before="60" w:after="60" w:line="240" w:lineRule="auto"/>
+              <w:jc w:val="both"/>
+              <w:rPr>
+                <w:rFonts w:ascii="Aptos" w:hAnsi="Aptos"/>
+                <w:lang w:val="en-IN"/>
+              </w:rPr>
+            </w:pPr>
+          </w:p>
+          <w:p>
+            <w:pPr>
+              <w:spacing w:before="60" w:after="60" w:line="240" w:lineRule="auto"/>
+              <w:jc w:val="both"/>
               <w:rPr>
                 <w:rFonts w:ascii="Aptos" w:hAnsi="Aptos"/>
                 <w:lang w:val="en-IN"/>
@@ -7049,15 +7249,17 @@
           <w:p>
             <w:pPr>
               <w:spacing w:before="60" w:after="60" w:line="240" w:lineRule="auto"/>
-              <w:rPr>
-                <w:rFonts w:ascii="Aptos" w:hAnsi="Aptos"/>
-                <w:lang w:val="en-IN"/>
-              </w:rPr>
-            </w:pPr>
-          </w:p>
-          <w:p>
-            <w:pPr>
-              <w:spacing w:before="60" w:after="60" w:line="240" w:lineRule="auto"/>
+              <w:jc w:val="both"/>
+              <w:rPr>
+                <w:rFonts w:ascii="Aptos" w:hAnsi="Aptos"/>
+                <w:lang w:val="en-IN"/>
+              </w:rPr>
+            </w:pPr>
+          </w:p>
+          <w:p>
+            <w:pPr>
+              <w:spacing w:before="60" w:after="60" w:line="240" w:lineRule="auto"/>
+              <w:jc w:val="both"/>
               <w:rPr>
                 <w:rFonts w:ascii="Aptos" w:hAnsi="Aptos"/>
                 <w:lang w:val="en-IN"/>
@@ -7092,6 +7294,7 @@
           <w:p>
             <w:pPr>
               <w:spacing w:before="60" w:after="60" w:line="240" w:lineRule="auto"/>
+              <w:jc w:val="both"/>
               <w:rPr>
                 <w:rFonts w:ascii="Aptos" w:hAnsi="Aptos"/>
                 <w:lang w:val="en-IN"/>
@@ -7108,6 +7311,7 @@
           <w:p>
             <w:pPr>
               <w:spacing w:before="60" w:after="60" w:line="240" w:lineRule="auto"/>
+              <w:jc w:val="both"/>
               <w:rPr>
                 <w:rFonts w:ascii="Aptos" w:hAnsi="Aptos"/>
                 <w:lang w:val="en-US"/>
@@ -7124,6 +7328,7 @@
           <w:p>
             <w:pPr>
               <w:spacing w:before="60" w:after="60" w:line="240" w:lineRule="auto"/>
+              <w:jc w:val="both"/>
               <w:rPr>
                 <w:rFonts w:ascii="Aptos" w:hAnsi="Aptos"/>
                 <w:lang w:val="en-IN"/>
@@ -7140,6 +7345,7 @@
           <w:p>
             <w:pPr>
               <w:spacing w:before="60" w:after="60" w:line="240" w:lineRule="auto"/>
+              <w:jc w:val="both"/>
               <w:rPr>
                 <w:rFonts w:ascii="Aptos" w:hAnsi="Aptos"/>
                 <w:lang w:val="en-US"/>
@@ -7173,6 +7379,22 @@
           <w:lang w:val="en-US"/>
         </w:rPr>
       </w:pPr>
+    </w:p>
+    <w:p>
+      <w:pPr>
+        <w:spacing w:after="160" w:line="278" w:lineRule="auto"/>
+        <w:rPr>
+          <w:rFonts w:asciiTheme="minorHAnsi" w:hAnsiTheme="minorHAnsi"/>
+          <w:lang w:val="en-US"/>
+        </w:rPr>
+      </w:pPr>
+      <w:r>
+        <w:rPr>
+          <w:rFonts w:asciiTheme="minorHAnsi" w:hAnsiTheme="minorHAnsi"/>
+          <w:lang w:val="en-US"/>
+        </w:rPr>
+        <w:br w:type="page"/>
+      </w:r>
     </w:p>
     <w:p>
       <w:pPr>
@@ -7208,7 +7430,6 @@
       <w:tr>
         <w:trPr>
           <w:cnfStyle w:val="100000000000" w:firstRow="1" w:lastRow="0" w:firstColumn="0" w:lastColumn="0" w:oddVBand="0" w:evenVBand="0" w:oddHBand="0" w:evenHBand="0" w:firstRowFirstColumn="0" w:firstRowLastColumn="0" w:lastRowFirstColumn="0" w:lastRowLastColumn="0"/>
-          <w:trHeight w:val="264"/>
         </w:trPr>
         <w:tc>
           <w:tcPr>
@@ -7239,7 +7460,6 @@
       <w:tr>
         <w:trPr>
           <w:cnfStyle w:val="000000100000" w:firstRow="0" w:lastRow="0" w:firstColumn="0" w:lastColumn="0" w:oddVBand="0" w:evenVBand="0" w:oddHBand="1" w:evenHBand="0" w:firstRowFirstColumn="0" w:firstRowLastColumn="0" w:lastRowFirstColumn="0" w:lastRowLastColumn="0"/>
-          <w:trHeight w:val="264"/>
         </w:trPr>
         <w:tc>
           <w:tcPr>
@@ -7280,7 +7500,7 @@
           <w:p>
             <w:pPr>
               <w:spacing w:after="0" w:line="240" w:lineRule="auto"/>
-              <w:jc w:val="center"/>
+              <w:jc w:val="both"/>
               <w:cnfStyle w:val="000000100000" w:firstRow="0" w:lastRow="0" w:firstColumn="0" w:lastColumn="0" w:oddVBand="0" w:evenVBand="0" w:oddHBand="1" w:evenHBand="0" w:firstRowFirstColumn="0" w:firstRowLastColumn="0" w:lastRowFirstColumn="0" w:lastRowLastColumn="0"/>
               <w:rPr>
                 <w:rFonts w:asciiTheme="minorHAnsi" w:hAnsiTheme="minorHAnsi" w:cs="Calibri"/>
@@ -7300,9 +7520,7 @@
         </w:tc>
       </w:tr>
       <w:tr>
-        <w:trPr>
-          <w:trHeight w:val="264"/>
-        </w:trPr>
+        <w:trPr/>
         <w:tc>
           <w:tcPr>
             <w:cnfStyle w:val="001000000000" w:firstRow="0" w:lastRow="0" w:firstColumn="1" w:lastColumn="0" w:oddVBand="0" w:evenVBand="0" w:oddHBand="0" w:evenHBand="0" w:firstRowFirstColumn="0" w:firstRowLastColumn="0" w:lastRowFirstColumn="0" w:lastRowLastColumn="0"/>
@@ -7314,6 +7532,7 @@
               <w:pStyle w:val="ListParagraph"/>
               <w:spacing w:after="0" w:line="240" w:lineRule="auto"/>
               <w:contextualSpacing w:val="0"/>
+              <w:jc w:val="both"/>
               <w:rPr>
                 <w:rFonts w:asciiTheme="minorHAnsi" w:hAnsiTheme="minorHAnsi" w:cs="Calibri"/>
                 <w:color w:val="FFFFFF" w:themeColor="background1"/>
@@ -7340,6 +7559,7 @@
               <w:pStyle w:val="ListParagraph"/>
               <w:spacing w:after="0" w:line="240" w:lineRule="auto"/>
               <w:contextualSpacing w:val="0"/>
+              <w:jc w:val="both"/>
               <w:cnfStyle w:val="000000000000" w:firstRow="0" w:lastRow="0" w:firstColumn="0" w:lastColumn="0" w:oddVBand="0" w:evenVBand="0" w:oddHBand="0" w:evenHBand="0" w:firstRowFirstColumn="0" w:firstRowLastColumn="0" w:lastRowFirstColumn="0" w:lastRowLastColumn="0"/>
               <w:rPr>
                 <w:rFonts w:asciiTheme="minorHAnsi" w:hAnsiTheme="minorHAnsi" w:cs="Calibri"/>
@@ -7371,6 +7591,7 @@
               <w:pStyle w:val="ListParagraph"/>
               <w:spacing w:after="0" w:line="240" w:lineRule="auto"/>
               <w:contextualSpacing w:val="0"/>
+              <w:jc w:val="both"/>
               <w:cnfStyle w:val="000000000000" w:firstRow="0" w:lastRow="0" w:firstColumn="0" w:lastColumn="0" w:oddVBand="0" w:evenVBand="0" w:oddHBand="0" w:evenHBand="0" w:firstRowFirstColumn="0" w:firstRowLastColumn="0" w:lastRowFirstColumn="0" w:lastRowLastColumn="0"/>
               <w:rPr>
                 <w:rFonts w:asciiTheme="minorHAnsi" w:hAnsiTheme="minorHAnsi" w:cs="Calibri"/>
@@ -7399,7 +7620,7 @@
           <w:p>
             <w:pPr>
               <w:spacing w:after="0" w:line="240" w:lineRule="auto"/>
-              <w:jc w:val="center"/>
+              <w:jc w:val="both"/>
               <w:cnfStyle w:val="000000000000" w:firstRow="0" w:lastRow="0" w:firstColumn="0" w:lastColumn="0" w:oddVBand="0" w:evenVBand="0" w:oddHBand="0" w:evenHBand="0" w:firstRowFirstColumn="0" w:firstRowLastColumn="0" w:lastRowFirstColumn="0" w:lastRowLastColumn="0"/>
               <w:rPr>
                 <w:rFonts w:asciiTheme="minorHAnsi" w:hAnsiTheme="minorHAnsi" w:cs="Calibri"/>
@@ -7419,7 +7640,6 @@
       <w:tr>
         <w:trPr>
           <w:cnfStyle w:val="000000100000" w:firstRow="0" w:lastRow="0" w:firstColumn="0" w:lastColumn="0" w:oddVBand="0" w:evenVBand="0" w:oddHBand="1" w:evenHBand="0" w:firstRowFirstColumn="0" w:firstRowLastColumn="0" w:lastRowFirstColumn="0" w:lastRowLastColumn="0"/>
-          <w:trHeight w:val="264"/>
         </w:trPr>
         <w:tc>
           <w:tcPr>
@@ -7433,6 +7653,7 @@
               <w:pStyle w:val="ListParagraph"/>
               <w:spacing w:after="0" w:line="240" w:lineRule="auto"/>
               <w:contextualSpacing w:val="0"/>
+              <w:jc w:val="both"/>
               <w:rPr>
                 <w:rFonts w:asciiTheme="minorHAnsi" w:hAnsiTheme="minorHAnsi" w:cs="Calibri"/>
                 <w:b w:val="0"/>
@@ -7464,7 +7685,7 @@
               <w:pStyle w:val="ListParagraph"/>
               <w:spacing w:after="0" w:line="240" w:lineRule="auto"/>
               <w:contextualSpacing w:val="0"/>
-              <w:jc w:val="center"/>
+              <w:jc w:val="both"/>
               <w:cnfStyle w:val="000000100000" w:firstRow="0" w:lastRow="0" w:firstColumn="0" w:lastColumn="0" w:oddVBand="0" w:evenVBand="0" w:oddHBand="1" w:evenHBand="0" w:firstRowFirstColumn="0" w:firstRowLastColumn="0" w:lastRowFirstColumn="0" w:lastRowLastColumn="0"/>
               <w:rPr>
                 <w:rFonts w:asciiTheme="minorHAnsi" w:hAnsiTheme="minorHAnsi" w:cs="Calibri"/>
@@ -7493,6 +7714,7 @@
               <w:pStyle w:val="ListParagraph"/>
               <w:spacing w:after="0" w:line="240" w:lineRule="auto"/>
               <w:contextualSpacing w:val="0"/>
+              <w:jc w:val="both"/>
               <w:cnfStyle w:val="000000100000" w:firstRow="0" w:lastRow="0" w:firstColumn="0" w:lastColumn="0" w:oddVBand="0" w:evenVBand="0" w:oddHBand="1" w:evenHBand="0" w:firstRowFirstColumn="0" w:firstRowLastColumn="0" w:lastRowFirstColumn="0" w:lastRowLastColumn="0"/>
               <w:rPr>
                 <w:rFonts w:asciiTheme="minorHAnsi" w:hAnsiTheme="minorHAnsi" w:cs="Calibri"/>
@@ -7564,9 +7786,7 @@
         <w:gridCol w:w="9580"/>
       </w:tblGrid>
       <w:tr>
-        <w:trPr>
-          <w:trHeight w:val="134"/>
-        </w:trPr>
+        <w:trPr/>
         <w:tc>
           <w:tcPr>
             <w:tcW w:w="9580" w:type="dxa"/>
@@ -7602,9 +7822,7 @@
         </w:tc>
       </w:tr>
       <w:tr>
-        <w:trPr>
-          <w:trHeight w:val="5750"/>
-        </w:trPr>
+        <w:trPr/>
         <w:tc>
           <w:tcPr>
             <w:tcW w:w="9580" w:type="dxa"/>
@@ -7935,6 +8153,7 @@
         <w:gridCol w:w="9607"/>
       </w:tblGrid>
       <w:tr>
+        <w:trPr/>
         <w:tc>
           <w:tcPr>
             <w:tcW w:w="9607" w:type="dxa"/>
@@ -8146,6 +8365,7 @@
         <w:gridCol w:w="9607"/>
       </w:tblGrid>
       <w:tr>
+        <w:trPr/>
         <w:tc>
           <w:tcPr>
             <w:tcW w:w="9607" w:type="dxa"/>
@@ -8255,6 +8475,7 @@
         <w:gridCol w:w="9607"/>
       </w:tblGrid>
       <w:tr>
+        <w:trPr/>
         <w:tc>
           <w:tcPr>
             <w:tcW w:w="9607" w:type="dxa"/>
@@ -8376,6 +8597,7 @@
         <w:gridCol w:w="9607"/>
       </w:tblGrid>
       <w:tr>
+        <w:trPr/>
         <w:tc>
           <w:tcPr>
             <w:tcW w:w="9607" w:type="dxa"/>
@@ -9078,6 +9300,7 @@
         <w:gridCol w:w="9607"/>
       </w:tblGrid>
       <w:tr>
+        <w:trPr/>
         <w:tc>
           <w:tcPr>
             <w:tcW w:w="9607" w:type="dxa"/>
